--- a/templates/openagreements-cc-by-4.0/openagreements-restrictive-covenant-north-dakota/template.fill.docx
+++ b/templates/openagreements-cc-by-4.0/openagreements-restrictive-covenant-north-dakota/template.fill.docx
@@ -883,17 +883,7 @@
         <w:ind w:left="720"/>
       </w:pPr>
       <w:r>
-        <w:t xml:space="preserve">Employee acknowledges that the confidentiality, company-property, non-disparagement, and non-solicitation obligations in this agreement are intended to protect Employer's Protected Interests without restraining Employee from exercising a lawful profession, trade, or business, and without operating as a covenant not to compete. The parties agree that the employee non-solicitation covenant in this agreement is included solely to protect the stability of Employer's workforce and is not a substitute restraint on competition; nothing in it bars Employee from working for a competitor, and it is drawn no broader than necessary to penalize soliciting or influencing a Covered Employee to leave Employer, the narrow anti-raiding formulation the North Dakota Supreme Court in </w:t>
-      </w:r>
-      <w:r>
-        <w:rPr>
-          <w:i/>
-          <w:iCs/>
-        </w:rPr>
-        <w:t xml:space="preserve">Warner &amp; Co. v. Solberg</w:t>
-      </w:r>
-      <w:r>
-        <w:t xml:space="preserve">, 2001 ND 156, held is not void as a restraint of trade. This agreement is effective as of the Effective Date listed in Cover Terms. The parties acknowledge that, under N.D. Cent. Code § 9-08-06, a contract by which anyone is restrained from exercising a lawful profession, trade, or business of any kind is to that extent void except for the sale-of-goodwill and owner dissolution or dissociation exceptions, and that this agreement therefore contains no employee covenant not to compete, no customer non-solicitation covenant, and no non-dealing covenant. Employee acknowledges having had the opportunity to consult with independent legal counsel before signing this agreement.</w:t>
+        <w:t xml:space="preserve">Employee acknowledges that the confidentiality, company-property, non-disparagement, and non-solicitation obligations in this agreement are intended to protect Employer's Protected Interests without restraining Employee from exercising a lawful profession, trade, or business, and without operating as a covenant not to compete. The parties agree that the employee non-solicitation covenant in this agreement is included solely to protect the stability of Employer's workforce and is not a substitute restraint on competition; nothing in it bars Employee from working for a competitor, and it is drawn no broader than necessary to penalize soliciting or influencing a Covered Employee to leave Employer. This agreement is effective as of the Effective Date listed in Cover Terms. Consistent with N.D. Cent. Code § 9-08-06, this agreement contains no employee covenant not to compete, no customer non-solicitation covenant, and no non-dealing covenant. Employee acknowledges having had the opportunity to consult with independent legal counsel before signing this agreement.</w:t>
       </w:r>
     </w:p>
     <w:p>
@@ -922,7 +912,7 @@
         <w:ind w:left="720"/>
       </w:pPr>
       <w:r>
-        <w:t xml:space="preserve">Employee must treat all Confidential Information as strictly confidential. Employee must not use or disclose Confidential Information except as required to perform authorized job duties or with Employer's prior written consent. Employee's obligations regarding trade secrets continue in perpetuity, for as long as the information remains a trade secret under N.D. Cent. Code ch. 47-25.1. Employee's obligations regarding other Confidential Information continue for the period specified in Cover Terms. These confidentiality and trade-secret protections target the misuse of protected information and are not a covenant not to compete; they must not be applied or construed so as to bar Employee from working for a competitor or from serving customers, which would inherit the void rule of N.D. Cent. Code § 9-08-06 rather than the trade-secret protection of ch. 47-25.1.</w:t>
+        <w:t xml:space="preserve">Employee must treat all Confidential Information as strictly confidential. Employee must not use or disclose Confidential Information except as required to perform authorized job duties or with Employer's prior written consent. Employee's obligations regarding trade secrets continue in perpetuity, for as long as the information remains a trade secret under N.D. Cent. Code ch. 47-25.1. Employee's obligations regarding other Confidential Information continue for the period specified in Cover Terms. These confidentiality and trade-secret protections target the misuse of protected information and are not a covenant not to compete; they must not be applied or construed so as to bar Employee from working for a competitor or from serving customers.</w:t>
       </w:r>
     </w:p>
     <w:p>
@@ -980,7 +970,7 @@
         <w:ind w:left="720"/>
       </w:pPr>
       <w:r>
-        <w:t xml:space="preserve">Upon termination of employment, Employee must promptly return to Employer all documents, devices, files, credentials, and other materials containing or relating to Confidential Information. Where permitted, Employee must permanently delete electronic copies of Confidential Information from personal devices and accounts. Employee must certify compliance with this section in writing upon Employer's request. Because a North Dakota employer's post-employment protection runs through trade-secret and misappropriation remedies under N.D. Cent. Code ch. 47-25.1 rather than through a covenant not to compete, this certification serves as the contemporaneous record that Employee retained no protected material.</w:t>
+        <w:t xml:space="preserve">Upon termination of employment, Employee must promptly return to Employer all documents, devices, files, credentials, and other materials containing or relating to Confidential Information. Where permitted, Employee must permanently delete electronic copies of Confidential Information from personal devices and accounts. Employee must certify compliance with this section in writing upon Employer's request. This certification serves as the contemporaneous record that Employee retained no protected material.</w:t>
       </w:r>
     </w:p>
     <w:p>
@@ -1009,17 +999,7 @@
         <w:ind w:left="720"/>
       </w:pPr>
       <w:r>
-        <w:t xml:space="preserve">During the Restricted Period specified in Cover Terms for Employee Non-Solicitation, Employee must not Solicit, recruit, or induce any Covered Employee to leave Employer's employment. This covenant is narrowly drawn to penalize only soliciting or influencing a Covered Employee to leave Employer; it does not prohibit Employee from providing a professional reference on request, from hiring a person who responds to a general advertisement not directed specifically at Employer's employees, or from working for a competitor. Because it reaches only Covered Employees, is limited to Employee-initiated solicitation as defined by the term Solicit, and does not restrain Employee's own ability to work, it is the anti-raiding covenant </w:t>
-      </w:r>
-      <w:r>
-        <w:rPr>
-          <w:i/>
-          <w:iCs/>
-        </w:rPr>
-        <w:t xml:space="preserve">Warner &amp; Co. v. Solberg</w:t>
-      </w:r>
-      <w:r>
-        <w:t xml:space="preserve">, 2001 ND 156, held is not void as a restraint of trade under N.D. Cent. Code § 9-08-06, and it is not a covenant not to compete. It must not be applied or construed so as to bar Employee from working for another employer. Enforcement of this covenant depends on competent evidence that Employee actually solicited a Covered Employee.</w:t>
+        <w:t xml:space="preserve">During the Restricted Period specified in Cover Terms for Employee Non-Solicitation, Employee must not Solicit, recruit, or induce any Covered Employee to leave Employer's employment. This covenant is narrowly drawn to penalize only soliciting or influencing a Covered Employee to leave Employer; it does not prohibit Employee from providing a professional reference on request, from hiring a person who responds to a general advertisement not directed specifically at Employer's employees, or from working for a competitor. Because it reaches only Covered Employees, is limited to Employee-initiated solicitation as defined by the term Solicit, and does not restrain Employee's own ability to work, it is a narrow anti-raiding covenant and not a covenant not to compete. It must not be applied or construed so as to bar Employee from working for another employer. Enforcement of this covenant depends on competent evidence that Employee actually solicited a Covered Employee.</w:t>
       </w:r>
     </w:p>
     <w:p>
@@ -1077,7 +1057,7 @@
         <w:ind w:left="720"/>
       </w:pPr>
       <w:r>
-        <w:t xml:space="preserve">Employee represents that performing duties for Employer and complying with this agreement does not conflict with any prior agreement, court order, or legal obligation binding on Employee. Employee must promptly disclose to Employer any potential conflict that arises during employment. The parties acknowledge that whether a restrictive covenant from a prior relationship is enforceable against an Employee who primarily resides and works in North Dakota is governed by North Dakota law, including N.D. Cent. Code § 9-08-06, under which an ordinary post-employment non-compete against an employee is void.</w:t>
+        <w:t xml:space="preserve">Employee represents that performing duties for Employer and complying with this agreement does not conflict with any prior agreement, court order, or legal obligation binding on Employee. Employee must promptly disclose to Employer any potential conflict that arises during employment. The parties acknowledge that whether a restrictive covenant from a prior relationship is enforceable against an Employee who primarily resides and works in North Dakota is governed by North Dakota law, including N.D. Cent. Code § 9-08-06.</w:t>
       </w:r>
     </w:p>
     <w:p>
@@ -1135,7 +1115,7 @@
         <w:ind w:left="720"/>
       </w:pPr>
       <w:r>
-        <w:t xml:space="preserve">Employee acknowledges that a breach of this agreement may cause Employer irreparable harm for which money damages would be inadequate. Employer may seek injunctive or other equitable relief to prevent actual or threatened misappropriation of trade secrets under N.D. Cent. Code ch. 47-25.1 and to enforce Employee's confidentiality, non-disparagement, and return-of-property obligations. Injunctive relief is available only to enforce obligations that are enforceable under North Dakota law; no provision of this agreement entitles Employer to enjoin Employee from working for a competitor, and enforcement of the employee non-solicitation covenant requires competent evidence of actual solicitation. If a party prevails in an action to enforce a lawful obligation under this agreement, the non-prevailing party must reimburse the prevailing party's reasonable attorney's fees and costs to the extent permitted by applicable law. No fee, damages, or forfeiture provision of this agreement may be triggered by lawful post-employment competition, which N.D. Cent. Code § 9-08-06 treats as a void restraint whether it works by prohibition or by penalty.</w:t>
+        <w:t xml:space="preserve">Employee acknowledges that a breach of this agreement may cause Employer irreparable harm for which money damages would be inadequate. Employer may seek injunctive or other equitable relief to prevent actual or threatened misappropriation of trade secrets under N.D. Cent. Code ch. 47-25.1 and to enforce Employee's confidentiality, non-disparagement, and return-of-property obligations. Injunctive relief is available only to enforce obligations that are enforceable under North Dakota law; no provision of this agreement entitles Employer to enjoin Employee from working for a competitor, and enforcement of the employee non-solicitation covenant requires competent evidence of actual solicitation. If a party prevails in an action to enforce a lawful obligation under this agreement, the non-prevailing party must reimburse the prevailing party's reasonable attorney's fees and costs to the extent permitted by applicable law. No fee, damages, or forfeiture provision of this agreement may be triggered by lawful post-employment competition.</w:t>
       </w:r>
     </w:p>
     <w:p>
@@ -1164,7 +1144,7 @@
         <w:ind w:left="720"/>
       </w:pPr>
       <w:r>
-        <w:t xml:space="preserve">If any provision of this agreement is found to be unenforceable, the remaining provisions remain in full force and effect. Each covenant in this agreement is intended to be independently enforceable. The parties do not intend, and this section does not authorize a court, to narrow, blue-pencil, or reform any provision into a covenant not to compete or into any other restraint N.D. Cent. Code § 9-08-06 voids. Under that statute a restraint on a lawful profession, trade, or business is to that extent void, and North Dakota courts strike an invalid employment restraint rather than rewriting it to the bounds of reason; this agreement is drafted so that any invalid restraint is simply struck, and it contains no such restraint.</w:t>
+        <w:t xml:space="preserve">If any provision of this agreement is found to be unenforceable, the remaining provisions remain in full force and effect. Each covenant in this agreement is intended to be independently enforceable. The parties do not intend, and this section does not authorize a court, to narrow, blue-pencil, or reform any provision into a covenant not to compete or into any other restraint N.D. Cent. Code § 9-08-06 voids. Any invalid restraint is struck rather than reformed, and this agreement contains no such restraint.</w:t>
       </w:r>
     </w:p>
     <w:p>
@@ -1251,17 +1231,7 @@
         <w:ind w:left="720"/>
       </w:pPr>
       <w:r>
-        <w:t xml:space="preserve">This agreement is governed by the law listed in Cover Terms, including N.D. Cent. Code § 9-08-06. Any dispute arising under or relating to this agreement is subject to the venue listed in Cover Terms. For an Employee who primarily resides and works in North Dakota, the parties do not select another state's law or an out-of-state forum where the natural result would be to enforce a restraint against North Dakota work in violation of North Dakota's public policy against non-compete agreements, as </w:t>
-      </w:r>
-      <w:r>
-        <w:rPr>
-          <w:i/>
-          <w:iCs/>
-        </w:rPr>
-        <w:t xml:space="preserve">Osborne v. Brown &amp; Saenger, Inc.</w:t>
-      </w:r>
-      <w:r>
-        <w:t xml:space="preserve">, 2017 ND 288, forbids. The parties further acknowledge that, under N.D. Cent. Code § 28-04.1-03, a North Dakota court may decline to enforce an exclusive foreign-forum agreement when enforcement would be unfair or unreasonable. Nothing in this clause may operate as an exit from N.D. Cent. Code § 9-08-06 for a North Dakota worker.</w:t>
+        <w:t xml:space="preserve">This agreement is governed by the law listed in Cover Terms, including N.D. Cent. Code § 9-08-06. Any dispute arising under or relating to this agreement is subject to the venue listed in Cover Terms. For an Employee who primarily resides and works in North Dakota, the parties do not select another state's law or an out-of-state forum where the natural result would be to enforce a restraint against North Dakota work in violation of North Dakota's public policy against non-compete agreements. Nothing in this clause may operate as an exit from N.D. Cent. Code § 9-08-06 for a North Dakota worker.</w:t>
       </w:r>
     </w:p>
     <w:p>

--- a/templates/openagreements-cc-by-4.0/openagreements-restrictive-covenant-north-dakota/template.fill.docx
+++ b/templates/openagreements-cc-by-4.0/openagreements-restrictive-covenant-north-dakota/template.fill.docx
@@ -740,7 +740,7 @@
         <w:t xml:space="preserve">“Confidential Information”</w:t>
       </w:r>
       <w:r>
-        <w:t xml:space="preserve"> means non-public information relating to Employer's business, including trade secrets, customer lists, pricing, business processes, technical data, and strategic plans, but excluding information that becomes public through no fault of Employee. This defined class is scoped to information with genuine secrecy value and does not reach the general skills, experience, or public knowledge Employee is free to carry into a lawful profession, trade, or business.</w:t>
+        <w:t xml:space="preserve"> means non-public information relating to Employer's business, including trade secrets, customer lists, pricing, business processes, technical data, and strategic plans, but excluding information that becomes public through no fault of Employee and excluding Employee's general skills, experience, and public knowledge.</w:t>
       </w:r>
     </w:p>
     <w:p>
@@ -770,7 +770,7 @@
         <w:t xml:space="preserve">{covered_employee_period}</w:t>
       </w:r>
       <w:r>
-        <w:t xml:space="preserve"> before termination of employment. This defined class is deliberately bounded to colleagues Employee actually worked with and does not extend to Employer's workforce generally.</w:t>
+        <w:t xml:space="preserve"> before termination of employment.</w:t>
       </w:r>
     </w:p>
     <w:p>
@@ -854,7 +854,7 @@
         <w:t xml:space="preserve">“Trade Secrets”</w:t>
       </w:r>
       <w:r>
-        <w:t xml:space="preserve"> means information that qualifies for protection as a trade secret under N.D. Cent. Code ch. 47-25.1, including information that derives independent economic value, actual or potential, from not being generally known to, and not being readily ascertainable through proper means by, another person who can obtain economic value from its disclosure or use, and that is the subject of efforts that are reasonable under the circumstances to maintain its secrecy.</w:t>
+        <w:t xml:space="preserve"> means information that derives economic value from not being generally known or readily ascertainable and that Employer takes reasonable measures to protect.</w:t>
       </w:r>
     </w:p>
     <w:p>
@@ -883,7 +883,7 @@
         <w:ind w:left="720"/>
       </w:pPr>
       <w:r>
-        <w:t xml:space="preserve">Employee acknowledges that the confidentiality, company-property, non-disparagement, and non-solicitation obligations in this agreement are intended to protect Employer's Protected Interests without restraining Employee from exercising a lawful profession, trade, or business, and without operating as a covenant not to compete. The parties agree that the employee non-solicitation covenant in this agreement is included solely to protect the stability of Employer's workforce and is not a substitute restraint on competition; nothing in it bars Employee from working for a competitor, and it is drawn no broader than necessary to penalize soliciting or influencing a Covered Employee to leave Employer. This agreement is effective as of the Effective Date listed in Cover Terms. Consistent with N.D. Cent. Code § 9-08-06, this agreement contains no employee covenant not to compete, no customer non-solicitation covenant, and no non-dealing covenant. Employee acknowledges having had the opportunity to consult with independent legal counsel before signing this agreement.</w:t>
+        <w:t xml:space="preserve">Employee acknowledges that the confidentiality, company-property, non-disparagement, and non-solicitation obligations in this agreement protect Employer's Protected Interests. The employee non-solicitation covenant does not bar Employee from working for a competitor. This agreement is effective as of the Effective Date listed in Cover Terms. Employee acknowledges having had the opportunity to consult with independent legal counsel before signing this agreement.</w:t>
       </w:r>
     </w:p>
     <w:p>
@@ -912,7 +912,7 @@
         <w:ind w:left="720"/>
       </w:pPr>
       <w:r>
-        <w:t xml:space="preserve">Employee must treat all Confidential Information as strictly confidential. Employee must not use or disclose Confidential Information except as required to perform authorized job duties or with Employer's prior written consent. Employee's obligations regarding trade secrets continue in perpetuity, for as long as the information remains a trade secret under N.D. Cent. Code ch. 47-25.1. Employee's obligations regarding other Confidential Information continue for the period specified in Cover Terms. These confidentiality and trade-secret protections target the misuse of protected information and are not a covenant not to compete; they must not be applied or construed so as to bar Employee from working for a competitor or from serving customers.</w:t>
+        <w:t xml:space="preserve">Employee must treat all Confidential Information as strictly confidential. Employee must not use or disclose Confidential Information except as required to perform authorized job duties or with Employer's prior written consent. Employee's obligations regarding trade secrets continue in perpetuity, for as long as the information remains a trade secret under applicable law. Employee's obligations regarding other Confidential Information continue for the period specified in Cover Terms. These obligations do not bar Employee from working for a competitor or serving customers without using or disclosing Confidential Information.</w:t>
       </w:r>
     </w:p>
     <w:p>
@@ -970,7 +970,7 @@
         <w:ind w:left="720"/>
       </w:pPr>
       <w:r>
-        <w:t xml:space="preserve">Upon termination of employment, Employee must promptly return to Employer all documents, devices, files, credentials, and other materials containing or relating to Confidential Information. Where permitted, Employee must permanently delete electronic copies of Confidential Information from personal devices and accounts. Employee must certify compliance with this section in writing upon Employer's request. This certification serves as the contemporaneous record that Employee retained no protected material.</w:t>
+        <w:t xml:space="preserve">Upon termination of employment, Employee must promptly return to Employer all documents, devices, files, credentials, and other materials containing or relating to Confidential Information. Where permitted, Employee must permanently delete electronic copies of Confidential Information from personal devices and accounts. Employee must certify compliance with this section in writing upon Employer's request.</w:t>
       </w:r>
     </w:p>
     <w:p>
@@ -999,7 +999,7 @@
         <w:ind w:left="720"/>
       </w:pPr>
       <w:r>
-        <w:t xml:space="preserve">During the Restricted Period specified in Cover Terms for Employee Non-Solicitation, Employee must not Solicit, recruit, or induce any Covered Employee to leave Employer's employment. This covenant is narrowly drawn to penalize only soliciting or influencing a Covered Employee to leave Employer; it does not prohibit Employee from providing a professional reference on request, from hiring a person who responds to a general advertisement not directed specifically at Employer's employees, or from working for a competitor. Because it reaches only Covered Employees, is limited to Employee-initiated solicitation as defined by the term Solicit, and does not restrain Employee's own ability to work, it is a narrow anti-raiding covenant and not a covenant not to compete. It must not be applied or construed so as to bar Employee from working for another employer. Enforcement of this covenant depends on competent evidence that Employee actually solicited a Covered Employee.</w:t>
+        <w:t xml:space="preserve">During the Restricted Period specified in Cover Terms for Employee Non-Solicitation, Employee must not Solicit, recruit, or induce any Covered Employee to leave Employer's employment. This covenant does not prohibit Employee from providing a professional reference on request, hiring a person who responds to a general advertisement not directed specifically at Employer's employees, or working for another employer.</w:t>
       </w:r>
     </w:p>
     <w:p>
@@ -1057,7 +1057,7 @@
         <w:ind w:left="720"/>
       </w:pPr>
       <w:r>
-        <w:t xml:space="preserve">Employee represents that performing duties for Employer and complying with this agreement does not conflict with any prior agreement, court order, or legal obligation binding on Employee. Employee must promptly disclose to Employer any potential conflict that arises during employment. The parties acknowledge that whether a restrictive covenant from a prior relationship is enforceable against an Employee who primarily resides and works in North Dakota is governed by North Dakota law, including N.D. Cent. Code § 9-08-06.</w:t>
+        <w:t xml:space="preserve">Employee represents that performing duties for Employer and complying with this agreement does not conflict with any prior agreement, court order, or legal obligation binding on Employee. Employee must promptly disclose to Employer any potential conflict that arises during employment.</w:t>
       </w:r>
     </w:p>
     <w:p>
@@ -1086,7 +1086,7 @@
         <w:ind w:left="720"/>
       </w:pPr>
       <w:r>
-        <w:t xml:space="preserve">Employer may disclose the existence and terms of Employee's confidentiality, trade-secret, return-of-property, non-disparagement, and employee non-solicitation obligations under this agreement to any prospective employer or business associate of Employee if Employer has a reasonable belief that Employee may breach those lawful obligations. Any such disclosure is limited to the covenants that are enforceable under North Dakota law and does not extend to any covenant not to compete or customer non-solicitation covenant, which this agreement does not contain. Employee consents to this disclosure.</w:t>
+        <w:t xml:space="preserve">Employer may disclose the existence and terms of Employee's confidentiality, trade-secret, return-of-property, non-disparagement, and employee non-solicitation obligations under this agreement to any prospective employer or business associate of Employee if Employer has a reasonable belief that Employee may breach those lawful obligations. Employee consents to this disclosure.</w:t>
       </w:r>
     </w:p>
     <w:p>
@@ -1115,7 +1115,7 @@
         <w:ind w:left="720"/>
       </w:pPr>
       <w:r>
-        <w:t xml:space="preserve">Employee acknowledges that a breach of this agreement may cause Employer irreparable harm for which money damages would be inadequate. Employer may seek injunctive or other equitable relief to prevent actual or threatened misappropriation of trade secrets under N.D. Cent. Code ch. 47-25.1 and to enforce Employee's confidentiality, non-disparagement, and return-of-property obligations. Injunctive relief is available only to enforce obligations that are enforceable under North Dakota law; no provision of this agreement entitles Employer to enjoin Employee from working for a competitor, and enforcement of the employee non-solicitation covenant requires competent evidence of actual solicitation. If a party prevails in an action to enforce a lawful obligation under this agreement, the non-prevailing party must reimburse the prevailing party's reasonable attorney's fees and costs to the extent permitted by applicable law. No fee, damages, or forfeiture provision of this agreement may be triggered by lawful post-employment competition.</w:t>
+        <w:t xml:space="preserve">Employee acknowledges that a breach of this agreement may cause Employer irreparable harm for which money damages would be inadequate. Employer may seek injunctive or other equitable relief to prevent actual or threatened misappropriation of trade secrets and to enforce Employee's confidentiality, non-disparagement, and return-of-property obligations. Employer may not obtain relief under this agreement that prohibits Employee from working for a competitor. If a party prevails in an action to enforce an obligation under this agreement, the non-prevailing party must reimburse the prevailing party's reasonable attorney's fees and costs to the extent permitted by applicable law. No fee, damages, or forfeiture applies to lawful post-employment competition.</w:t>
       </w:r>
     </w:p>
     <w:p>
@@ -1144,7 +1144,7 @@
         <w:ind w:left="720"/>
       </w:pPr>
       <w:r>
-        <w:t xml:space="preserve">If any provision of this agreement is found to be unenforceable, the remaining provisions remain in full force and effect. Each covenant in this agreement is intended to be independently enforceable. The parties do not intend, and this section does not authorize a court, to narrow, blue-pencil, or reform any provision into a covenant not to compete or into any other restraint N.D. Cent. Code § 9-08-06 voids. Any invalid restraint is struck rather than reformed, and this agreement contains no such restraint.</w:t>
+        <w:t xml:space="preserve">If any provision of this agreement is found to be unenforceable, it is severed and the remaining provisions remain in effect.</w:t>
       </w:r>
     </w:p>
     <w:p>
@@ -1173,7 +1173,7 @@
         <w:ind w:left="720"/>
       </w:pPr>
       <w:r>
-        <w:t xml:space="preserve">Each covenant in this agreement survives the termination of Employee's employment for the Restricted Period specified in Cover Terms. Obligations under the Confidential Information and Trade Secret Protection section survive indefinitely to the extent they relate to trade secrets. All other provisions survive to the extent necessary to enforce rights that arose during employment. Nothing survives that this agreement does not lawfully contain, including any covenant not to compete, customer non-solicitation covenant, or non-dealing covenant.</w:t>
+        <w:t xml:space="preserve">Each covenant in this agreement survives the termination of Employee's employment for the Restricted Period specified in Cover Terms. Obligations under the Confidential Information and Trade Secret Protection section survive indefinitely to the extent they relate to trade secrets. All other provisions survive to the extent necessary to enforce rights that arose during employment.</w:t>
       </w:r>
     </w:p>
     <w:p>
@@ -1202,7 +1202,7 @@
         <w:ind w:left="720"/>
       </w:pPr>
       <w:r>
-        <w:t xml:space="preserve">Employee may not assign this agreement or any rights or obligations under it. Employer may assign this agreement to any affiliate, successor, or acquirer of all or substantially all of Employer's business or assets. This agreement is binding on and inures to the benefit of the parties and their respective heirs, successors, and permitted assigns. Assignment moves the covenants that are enforceable under North Dakota law to the assignee; it does not enlarge them or launder a restraint the statute voids.</w:t>
+        <w:t xml:space="preserve">Employee may not assign this agreement or any rights or obligations under it. Employer may assign this agreement to any affiliate, successor, or acquirer of all or substantially all of Employer's business or assets. This agreement is binding on and inures to the benefit of the parties and their respective heirs, successors, and permitted assigns. Assignment does not expand any obligation under this agreement.</w:t>
       </w:r>
     </w:p>
     <w:p>
@@ -1231,7 +1231,7 @@
         <w:ind w:left="720"/>
       </w:pPr>
       <w:r>
-        <w:t xml:space="preserve">This agreement is governed by the law listed in Cover Terms, including N.D. Cent. Code § 9-08-06. Any dispute arising under or relating to this agreement is subject to the venue listed in Cover Terms. For an Employee who primarily resides and works in North Dakota, the parties do not select another state's law or an out-of-state forum where the natural result would be to enforce a restraint against North Dakota work in violation of North Dakota's public policy against non-compete agreements. Nothing in this clause may operate as an exit from N.D. Cent. Code § 9-08-06 for a North Dakota worker.</w:t>
+        <w:t xml:space="preserve">North Dakota law governs this agreement, and disputes will be resolved in the state and federal courts located in North Dakota.</w:t>
       </w:r>
     </w:p>
     <w:p>
@@ -1260,7 +1260,7 @@
         <w:ind w:left="720"/>
       </w:pPr>
       <w:r>
-        <w:t xml:space="preserve">This agreement constitutes the entire agreement between the parties regarding its subject matter and supersedes all prior agreements, understandings, and negotiations on this subject. This agreement may be amended only in writing signed by both parties. The parties acknowledge that an integration or merger clause may not import a void restraint or a forfeiture-for-competition trigger from an offer letter, incentive plan, or commission schedule; any such term is to that extent void under N.D. Cent. Code § 9-08-06 and is not made enforceable by being merged into this agreement. A party's failure to enforce any provision does not waive that party's right to enforce it later. This agreement may be executed in counterparts, including by electronic signature, each of which is an original.</w:t>
+        <w:t xml:space="preserve">This agreement constitutes the entire agreement between the parties regarding its subject matter and supersedes all prior agreements, understandings, and negotiations on this subject. This agreement may be amended only in writing signed by both parties. A party's failure to enforce any provision does not waive that party's right to enforce it later. This agreement may be executed in counterparts, including by electronic signature, each of which is an original.</w:t>
       </w:r>
     </w:p>
     <w:p>

--- a/templates/openagreements-cc-by-4.0/openagreements-restrictive-covenant-north-dakota/template.fill.docx
+++ b/templates/openagreements-cc-by-4.0/openagreements-restrictive-covenant-north-dakota/template.fill.docx
@@ -1173,7 +1173,7 @@
         <w:ind w:left="720"/>
       </w:pPr>
       <w:r>
-        <w:t xml:space="preserve">Each covenant in this agreement survives the termination of Employee's employment for the Restricted Period specified in Cover Terms. Obligations under the Confidential Information and Trade Secret Protection section survive indefinitely to the extent they relate to trade secrets. All other provisions survive to the extent necessary to enforce rights that arose during employment.</w:t>
+        <w:t xml:space="preserve">Each covenant in this agreement survives the termination of Employee's employment for the Restricted Period specified in Cover Terms. Obligations under the Confidential Information and Trade Secret Protection section survive for the Trade Secrets Duration specified in Cover Terms to the extent they relate to trade secrets, and for the Other Confidential Information Duration specified in Cover Terms for other Confidential Information. All other provisions survive to the extent necessary to enforce rights that arose during employment.</w:t>
       </w:r>
     </w:p>
     <w:p>

--- a/templates/openagreements-cc-by-4.0/openagreements-restrictive-covenant-north-dakota/template.fill.docx
+++ b/templates/openagreements-cc-by-4.0/openagreements-restrictive-covenant-north-dakota/template.fill.docx
@@ -2312,169 +2312,79 @@
 
 <file path=word/header1.xml><?xml version="1.0" encoding="utf-8"?>
 <w:hdr xmlns:w="http://schemas.openxmlformats.org/wordprocessingml/2006/main" xmlns:r="http://schemas.openxmlformats.org/officeDocument/2006/relationships">
-  <w:tbl>
-    <w:tblPr>
-      <w:tblW w:w="10080" w:type="dxa"/>
-      <w:tblBorders>
-        <w:top w:val="none" w:sz="0" w:space="0" w:color="auto"/>
-        <w:left w:val="none" w:sz="0" w:space="0" w:color="auto"/>
+  <w:p>
+    <w:pPr>
+      <w:pBdr>
         <w:bottom w:val="single" w:sz="8" w:space="0" w:color="107087"/>
-        <w:right w:val="none" w:sz="0" w:space="0" w:color="auto"/>
-        <w:insideH w:val="none" w:sz="0" w:space="0" w:color="auto"/>
-        <w:insideV w:val="none" w:sz="0" w:space="0" w:color="auto"/>
-      </w:tblBorders>
-      <w:tblLayout w:type="fixed"/>
-    </w:tblPr>
-    <w:tblGrid>
-      <w:gridCol w:w="10080"/>
-    </w:tblGrid>
-    <w:tr>
-      <w:tc>
-        <w:tcPr>
-          <w:tcW w:w="10080" w:type="dxa"/>
-          <w:tcBorders>
-            <w:bottom w:val="single" w:sz="8" w:space="0" w:color="107087"/>
-          </w:tcBorders>
-          <w:tcMar>
-            <w:top w:w="0" w:type="dxa"/>
-            <w:left w:w="0" w:type="dxa"/>
-            <w:bottom w:w="40" w:type="dxa"/>
-            <w:right w:w="0" w:type="dxa"/>
-          </w:tcMar>
-        </w:tcPr>
-        <w:p>
-          <w:pPr>
-            <w:spacing w:after="0"/>
-            <w:jc w:val="right"/>
-          </w:pPr>
-          <w:r>
-            <w:rPr>
-              <w:rFonts w:ascii="Arial" w:hAnsi="Arial" w:cs="Arial"/>
-              <w:b/>
-              <w:bCs/>
-              <w:caps/>
-              <w:color w:val="107087"/>
-              <w:sz w:val="18"/>
-              <w:szCs w:val="18"/>
-            </w:rPr>
-            <w:t xml:space="preserve">Cover Terms</w:t>
-          </w:r>
-        </w:p>
-      </w:tc>
-    </w:tr>
-  </w:tbl>
+      </w:pBdr>
+      <w:spacing w:after="0"/>
+      <w:jc w:val="right"/>
+    </w:pPr>
+    <w:r>
+      <w:rPr>
+        <w:rFonts w:ascii="Arial" w:hAnsi="Arial" w:cs="Arial"/>
+        <w:b/>
+        <w:bCs/>
+        <w:caps/>
+        <w:color w:val="107087"/>
+        <w:sz w:val="18"/>
+        <w:szCs w:val="18"/>
+      </w:rPr>
+      <w:t xml:space="preserve">Cover Terms</w:t>
+    </w:r>
+  </w:p>
 </w:hdr>
 </file>
 
 <file path=word/header2.xml><?xml version="1.0" encoding="utf-8"?>
 <w:hdr xmlns:w="http://schemas.openxmlformats.org/wordprocessingml/2006/main" xmlns:r="http://schemas.openxmlformats.org/officeDocument/2006/relationships">
-  <w:tbl>
-    <w:tblPr>
-      <w:tblW w:w="10080" w:type="dxa"/>
-      <w:tblBorders>
-        <w:top w:val="none" w:sz="0" w:space="0" w:color="auto"/>
-        <w:left w:val="none" w:sz="0" w:space="0" w:color="auto"/>
+  <w:p>
+    <w:pPr>
+      <w:pBdr>
         <w:bottom w:val="single" w:sz="8" w:space="0" w:color="107087"/>
-        <w:right w:val="none" w:sz="0" w:space="0" w:color="auto"/>
-        <w:insideH w:val="none" w:sz="0" w:space="0" w:color="auto"/>
-        <w:insideV w:val="none" w:sz="0" w:space="0" w:color="auto"/>
-      </w:tblBorders>
-      <w:tblLayout w:type="fixed"/>
-    </w:tblPr>
-    <w:tblGrid>
-      <w:gridCol w:w="10080"/>
-    </w:tblGrid>
-    <w:tr>
-      <w:tc>
-        <w:tcPr>
-          <w:tcW w:w="10080" w:type="dxa"/>
-          <w:tcBorders>
-            <w:bottom w:val="single" w:sz="8" w:space="0" w:color="107087"/>
-          </w:tcBorders>
-          <w:tcMar>
-            <w:top w:w="0" w:type="dxa"/>
-            <w:left w:w="0" w:type="dxa"/>
-            <w:bottom w:w="40" w:type="dxa"/>
-            <w:right w:w="0" w:type="dxa"/>
-          </w:tcMar>
-        </w:tcPr>
-        <w:p>
-          <w:pPr>
-            <w:spacing w:after="0"/>
-            <w:jc w:val="right"/>
-          </w:pPr>
-          <w:r>
-            <w:rPr>
-              <w:rFonts w:ascii="Arial" w:hAnsi="Arial" w:cs="Arial"/>
-              <w:b/>
-              <w:bCs/>
-              <w:caps/>
-              <w:color w:val="107087"/>
-              <w:sz w:val="18"/>
-              <w:szCs w:val="18"/>
-            </w:rPr>
-            <w:t xml:space="preserve">Standard Terms</w:t>
-          </w:r>
-        </w:p>
-      </w:tc>
-    </w:tr>
-  </w:tbl>
+      </w:pBdr>
+      <w:spacing w:after="0"/>
+      <w:jc w:val="right"/>
+    </w:pPr>
+    <w:r>
+      <w:rPr>
+        <w:rFonts w:ascii="Arial" w:hAnsi="Arial" w:cs="Arial"/>
+        <w:b/>
+        <w:bCs/>
+        <w:caps/>
+        <w:color w:val="107087"/>
+        <w:sz w:val="18"/>
+        <w:szCs w:val="18"/>
+      </w:rPr>
+      <w:t xml:space="preserve">Standard Terms</w:t>
+    </w:r>
+  </w:p>
 </w:hdr>
 </file>
 
 <file path=word/header3.xml><?xml version="1.0" encoding="utf-8"?>
 <w:hdr xmlns:w="http://schemas.openxmlformats.org/wordprocessingml/2006/main" xmlns:r="http://schemas.openxmlformats.org/officeDocument/2006/relationships">
-  <w:tbl>
-    <w:tblPr>
-      <w:tblW w:w="10080" w:type="dxa"/>
-      <w:tblBorders>
-        <w:top w:val="none" w:sz="0" w:space="0" w:color="auto"/>
-        <w:left w:val="none" w:sz="0" w:space="0" w:color="auto"/>
+  <w:p>
+    <w:pPr>
+      <w:pBdr>
         <w:bottom w:val="single" w:sz="8" w:space="0" w:color="107087"/>
-        <w:right w:val="none" w:sz="0" w:space="0" w:color="auto"/>
-        <w:insideH w:val="none" w:sz="0" w:space="0" w:color="auto"/>
-        <w:insideV w:val="none" w:sz="0" w:space="0" w:color="auto"/>
-      </w:tblBorders>
-      <w:tblLayout w:type="fixed"/>
-    </w:tblPr>
-    <w:tblGrid>
-      <w:gridCol w:w="10080"/>
-    </w:tblGrid>
-    <w:tr>
-      <w:tc>
-        <w:tcPr>
-          <w:tcW w:w="10080" w:type="dxa"/>
-          <w:tcBorders>
-            <w:bottom w:val="single" w:sz="8" w:space="0" w:color="107087"/>
-          </w:tcBorders>
-          <w:tcMar>
-            <w:top w:w="0" w:type="dxa"/>
-            <w:left w:w="0" w:type="dxa"/>
-            <w:bottom w:w="40" w:type="dxa"/>
-            <w:right w:w="0" w:type="dxa"/>
-          </w:tcMar>
-        </w:tcPr>
-        <w:p>
-          <w:pPr>
-            <w:spacing w:after="0"/>
-            <w:jc w:val="right"/>
-          </w:pPr>
-          <w:r>
-            <w:rPr>
-              <w:rFonts w:ascii="Arial" w:hAnsi="Arial" w:cs="Arial"/>
-              <w:b/>
-              <w:bCs/>
-              <w:caps/>
-              <w:color w:val="107087"/>
-              <w:sz w:val="18"/>
-              <w:szCs w:val="18"/>
-            </w:rPr>
-            <w:t xml:space="preserve">Signature Page</w:t>
-          </w:r>
-        </w:p>
-      </w:tc>
-    </w:tr>
-  </w:tbl>
+      </w:pBdr>
+      <w:spacing w:after="0"/>
+      <w:jc w:val="right"/>
+    </w:pPr>
+    <w:r>
+      <w:rPr>
+        <w:rFonts w:ascii="Arial" w:hAnsi="Arial" w:cs="Arial"/>
+        <w:b/>
+        <w:bCs/>
+        <w:caps/>
+        <w:color w:val="107087"/>
+        <w:sz w:val="18"/>
+        <w:szCs w:val="18"/>
+      </w:rPr>
+      <w:t xml:space="preserve">Signature Page</w:t>
+    </w:r>
+  </w:p>
 </w:hdr>
 </file>
 

--- a/templates/openagreements-cc-by-4.0/openagreements-restrictive-covenant-north-dakota/template.fill.docx
+++ b/templates/openagreements-cc-by-4.0/openagreements-restrictive-covenant-north-dakota/template.fill.docx
@@ -388,7 +388,7 @@
                 <w:rFonts w:ascii="Arial" w:hAnsi="Arial" w:cs="Arial"/>
                 <w:i/>
                 <w:iCs/>
-                <w:color w:val="494A4B"/>
+                <w:color w:val="1D2021"/>
                 <w:sz w:val="21"/>
                 <w:szCs w:val="21"/>
               </w:rPr>
@@ -412,7 +412,7 @@
                 <w:rFonts w:ascii="Arial" w:hAnsi="Arial" w:cs="Arial"/>
                 <w:i/>
                 <w:iCs/>
-                <w:color w:val="494A4B"/>
+                <w:color w:val="1D2021"/>
                 <w:sz w:val="21"/>
                 <w:szCs w:val="21"/>
                 <w:highlight w:val="yellow"/>
@@ -439,7 +439,7 @@
                 <w:rFonts w:ascii="Arial" w:hAnsi="Arial" w:cs="Arial"/>
                 <w:i/>
                 <w:iCs/>
-                <w:color w:val="494A4B"/>
+                <w:color w:val="1D2021"/>
                 <w:sz w:val="21"/>
                 <w:szCs w:val="21"/>
               </w:rPr>
@@ -463,7 +463,7 @@
                 <w:rFonts w:ascii="Arial" w:hAnsi="Arial" w:cs="Arial"/>
                 <w:i/>
                 <w:iCs/>
-                <w:color w:val="494A4B"/>
+                <w:color w:val="1D2021"/>
                 <w:sz w:val="21"/>
                 <w:szCs w:val="21"/>
                 <w:highlight w:val="yellow"/>
@@ -518,7 +518,7 @@
                 <w:rFonts w:ascii="Arial" w:hAnsi="Arial" w:cs="Arial"/>
                 <w:i/>
                 <w:iCs/>
-                <w:color w:val="494A4B"/>
+                <w:color w:val="1D2021"/>
                 <w:sz w:val="21"/>
                 <w:szCs w:val="21"/>
               </w:rPr>
@@ -542,7 +542,7 @@
                 <w:rFonts w:ascii="Arial" w:hAnsi="Arial" w:cs="Arial"/>
                 <w:i/>
                 <w:iCs/>
-                <w:color w:val="494A4B"/>
+                <w:color w:val="1D2021"/>
                 <w:sz w:val="21"/>
                 <w:szCs w:val="21"/>
                 <w:highlight w:val="yellow"/>
@@ -569,7 +569,7 @@
                 <w:rFonts w:ascii="Arial" w:hAnsi="Arial" w:cs="Arial"/>
                 <w:i/>
                 <w:iCs/>
-                <w:color w:val="494A4B"/>
+                <w:color w:val="1D2021"/>
                 <w:sz w:val="21"/>
                 <w:szCs w:val="21"/>
               </w:rPr>
@@ -593,7 +593,7 @@
                 <w:rFonts w:ascii="Arial" w:hAnsi="Arial" w:cs="Arial"/>
                 <w:i/>
                 <w:iCs/>
-                <w:color w:val="494A4B"/>
+                <w:color w:val="1D2021"/>
                 <w:sz w:val="21"/>
                 <w:szCs w:val="21"/>
                 <w:highlight w:val="yellow"/>
@@ -648,7 +648,7 @@
                 <w:rFonts w:ascii="Arial" w:hAnsi="Arial" w:cs="Arial"/>
                 <w:i/>
                 <w:iCs/>
-                <w:color w:val="494A4B"/>
+                <w:color w:val="1D2021"/>
                 <w:sz w:val="21"/>
                 <w:szCs w:val="21"/>
               </w:rPr>
@@ -672,7 +672,7 @@
                 <w:rFonts w:ascii="Arial" w:hAnsi="Arial" w:cs="Arial"/>
                 <w:i/>
                 <w:iCs/>
-                <w:color w:val="494A4B"/>
+                <w:color w:val="1D2021"/>
                 <w:sz w:val="21"/>
                 <w:szCs w:val="21"/>
                 <w:highlight w:val="yellow"/>
